--- a/assets/docs/templates/5-contrato.docx
+++ b/assets/docs/templates/5-contrato.docx
@@ -1572,7 +1572,7 @@
           <w:sz w:val="21"/>
           <w:szCs w:val="21"/>
         </w:rPr>
-        <w:t xml:space="preserve">CLÁUSULA PRIMEIRA: O Contratante contratou os serviços profissionais do Contratado para processo administrativo e/ou judicial de {beneficios}.</w:t>
+        <w:t xml:space="preserve">CLÁUSULA PRIMEIRA: O Contratante contratou os serviços profissionais do Contratado para processo administrativo e/ou judicial de {objeto_contrato}.</w:t>
       </w:r>
     </w:p>
     <w:p>
@@ -2100,6 +2100,87 @@
           <w:szCs w:val="21"/>
         </w:rPr>
         <w:t>;</w:t>
+      </w:r>
+    </w:p>
+    <w:p>
+      <w:pPr>
+        <w:pStyle w:val="PargrafodaLista"/>
+        <w:numPr>
+          <w:ilvl w:val="0"/>
+          <w:numId w:val="5"/>
+        </w:numPr>
+        <w:tabs>
+          <w:tab w:val="left" w:pos="6975"/>
+        </w:tabs>
+        <w:ind w:left="426"/>
+        <w:jc w:val="both"/>
+        <w:rPr>
+          <w:rFonts w:ascii="Palatino Linotype" w:hAnsi="Palatino Linotype"/>
+          <w:sz w:val="21"/>
+          <w:szCs w:val="21"/>
+        </w:rPr>
+      </w:pPr>
+      <w:r>
+        <w:rPr>
+          <w:rFonts w:ascii="Palatino Linotype" w:hAnsi="Palatino Linotype"/>
+          <w:sz w:val="21"/>
+          <w:szCs w:val="21"/>
+        </w:rPr>
+        <w:t xml:space="preserve">{#honorarios_extra}</w:t>
+      </w:r>
+    </w:p>
+    <w:p>
+      <w:pPr>
+        <w:pStyle w:val="PargrafodaLista"/>
+        <w:numPr>
+          <w:ilvl w:val="0"/>
+          <w:numId w:val="5"/>
+        </w:numPr>
+        <w:tabs>
+          <w:tab w:val="left" w:pos="6975"/>
+        </w:tabs>
+        <w:ind w:left="426"/>
+        <w:jc w:val="both"/>
+        <w:rPr>
+          <w:rFonts w:ascii="Palatino Linotype" w:hAnsi="Palatino Linotype"/>
+          <w:sz w:val="21"/>
+          <w:szCs w:val="21"/>
+        </w:rPr>
+      </w:pPr>
+      <w:r>
+        <w:rPr>
+          <w:rFonts w:ascii="Palatino Linotype" w:hAnsi="Palatino Linotype"/>
+          <w:sz w:val="21"/>
+          <w:szCs w:val="21"/>
+        </w:rPr>
+        <w:t xml:space="preserve">{texto}</w:t>
+      </w:r>
+    </w:p>
+    <w:p>
+      <w:pPr>
+        <w:pStyle w:val="PargrafodaLista"/>
+        <w:numPr>
+          <w:ilvl w:val="0"/>
+          <w:numId w:val="5"/>
+        </w:numPr>
+        <w:tabs>
+          <w:tab w:val="left" w:pos="6975"/>
+        </w:tabs>
+        <w:ind w:left="426"/>
+        <w:jc w:val="both"/>
+        <w:rPr>
+          <w:rFonts w:ascii="Palatino Linotype" w:hAnsi="Palatino Linotype"/>
+          <w:sz w:val="21"/>
+          <w:szCs w:val="21"/>
+        </w:rPr>
+      </w:pPr>
+      <w:r>
+        <w:rPr>
+          <w:rFonts w:ascii="Palatino Linotype" w:hAnsi="Palatino Linotype"/>
+          <w:sz w:val="21"/>
+          <w:szCs w:val="21"/>
+        </w:rPr>
+        <w:t xml:space="preserve">{/honorarios_extra}</w:t>
       </w:r>
     </w:p>
     <w:p>
